--- a/docs/CATI-Manual-de-Usuario.docx
+++ b/docs/CATI-Manual-de-Usuario.docx
@@ -1301,7 +1301,175 @@
           <w:bCs/>
           <w:color w:val="006657"/>
         </w:rPr>
-        <w:t xml:space="preserve">3.4 Historial</w:t>
+        <w:t xml:space="preserve">3.4 Generar el Dictamen Técnico (fallas de hardware)</w:t>
+      </w:r>
+    </w:p>
+    <w:p>
+      <w:pPr>
+        <w:spacing w:after="160" w:line="300"/>
+        <w:jc w:val="both"/>
+      </w:pPr>
+      <w:r>
+        <w:rPr>
+          <w:sz w:val="22"/>
+          <w:szCs w:val="22"/>
+        </w:rPr>
+        <w:t xml:space="preserve">Cuando la falla implicó reemplazar una pieza o equipo, en la misma ventana de cierre encontrarás el botón Generar dictamen técnico. Úsalo antes o después de cerrar el ticket:</w:t>
+      </w:r>
+    </w:p>
+    <w:p>
+      <w:pPr>
+        <w:pStyle w:val="ListParagraph"/>
+        <w:numPr>
+          <w:ilvl w:val="0"/>
+          <w:numId w:val="6"/>
+        </w:numPr>
+        <w:spacing w:after="100" w:line="300"/>
+      </w:pPr>
+      <w:r>
+        <w:rPr>
+          <w:sz w:val="22"/>
+          <w:szCs w:val="22"/>
+        </w:rPr>
+        <w:t xml:space="preserve">Presiona </w:t>
+      </w:r>
+      <w:r>
+        <w:rPr>
+          <w:b/>
+          <w:bCs/>
+          <w:sz w:val="22"/>
+          <w:szCs w:val="22"/>
+        </w:rPr>
+        <w:t xml:space="preserve">Generar dictamen técnico</w:t>
+      </w:r>
+      <w:r>
+        <w:rPr>
+          <w:sz w:val="22"/>
+          <w:szCs w:val="22"/>
+        </w:rPr>
+        <w:t xml:space="preserve">. Se abrirá un formulario con muchos campos ya llenos automáticamente: nombre, teléfono y departamento del usuario; descripción, modelo, número de serie e inventario del equipo; la descripción del problema; y tu reporte de cierre en el apartado de Observaciones.</w:t>
+      </w:r>
+    </w:p>
+    <w:p>
+      <w:pPr>
+        <w:pStyle w:val="ListParagraph"/>
+        <w:numPr>
+          <w:ilvl w:val="0"/>
+          <w:numId w:val="6"/>
+        </w:numPr>
+        <w:spacing w:after="100" w:line="300"/>
+      </w:pPr>
+      <w:r>
+        <w:rPr>
+          <w:sz w:val="22"/>
+          <w:szCs w:val="22"/>
+        </w:rPr>
+        <w:t xml:space="preserve">Completa los datos que faltan: edificio, piso, extensión, marca, la </w:t>
+      </w:r>
+      <w:r>
+        <w:rPr>
+          <w:b/>
+          <w:bCs/>
+          <w:sz w:val="22"/>
+          <w:szCs w:val="22"/>
+        </w:rPr>
+        <w:t xml:space="preserve">pieza dañada</w:t>
+      </w:r>
+      <w:r>
+        <w:rPr>
+          <w:sz w:val="22"/>
+          <w:szCs w:val="22"/>
+        </w:rPr>
+        <w:t xml:space="preserve"> y la </w:t>
+      </w:r>
+      <w:r>
+        <w:rPr>
+          <w:b/>
+          <w:bCs/>
+          <w:sz w:val="22"/>
+          <w:szCs w:val="22"/>
+        </w:rPr>
+        <w:t xml:space="preserve">Determinación</w:t>
+      </w:r>
+      <w:r>
+        <w:rPr>
+          <w:sz w:val="22"/>
+          <w:szCs w:val="22"/>
+        </w:rPr>
+        <w:t xml:space="preserve"> (tu veredicto técnico: qué debe reemplazarse y por qué). Revisa y ajusta cualquier valor prellenado que necesites corregir.</w:t>
+      </w:r>
+    </w:p>
+    <w:p>
+      <w:pPr>
+        <w:pStyle w:val="ListParagraph"/>
+        <w:numPr>
+          <w:ilvl w:val="0"/>
+          <w:numId w:val="6"/>
+        </w:numPr>
+        <w:spacing w:after="100" w:line="300"/>
+      </w:pPr>
+      <w:r>
+        <w:rPr>
+          <w:sz w:val="22"/>
+          <w:szCs w:val="22"/>
+        </w:rPr>
+        <w:t xml:space="preserve">Presiona </w:t>
+      </w:r>
+      <w:r>
+        <w:rPr>
+          <w:b/>
+          <w:bCs/>
+          <w:sz w:val="22"/>
+          <w:szCs w:val="22"/>
+        </w:rPr>
+        <w:t xml:space="preserve">Descargar dictamen en PDF</w:t>
+      </w:r>
+      <w:r>
+        <w:rPr>
+          <w:sz w:val="22"/>
+          <w:szCs w:val="22"/>
+        </w:rPr>
+        <w:t xml:space="preserve">. Se descargará el documento con el membrete oficial de la Secretaría, listo para imprimir o enviar.</w:t>
+      </w:r>
+    </w:p>
+    <w:p>
+      <w:pPr>
+        <w:pBdr>
+          <w:left w:val="single" w:color="BC955C" w:sz="18"/>
+        </w:pBdr>
+        <w:spacing w:after="200" w:line="300"/>
+        <w:ind w:left="240"/>
+      </w:pPr>
+      <w:r>
+        <w:rPr>
+          <w:b/>
+          <w:bCs/>
+          <w:color w:val="7A4A12"/>
+          <w:sz w:val="21"/>
+          <w:szCs w:val="21"/>
+        </w:rPr>
+        <w:t xml:space="preserve">Nota: </w:t>
+      </w:r>
+      <w:r>
+        <w:rPr>
+          <w:sz w:val="21"/>
+          <w:szCs w:val="21"/>
+        </w:rPr>
+        <w:t xml:space="preserve">El dictamen se descarga a tu equipo como archivo PDF; no se guarda dentro del sistema. Genera uno cada vez que lo necesites.</w:t>
+      </w:r>
+    </w:p>
+    <w:p>
+      <w:pPr>
+        <w:pStyle w:val="Heading2"/>
+        <w:spacing w:after="160" w:before="280"/>
+      </w:pPr>
+      <w:r>
+        <w:rPr>
+          <w:b/>
+          <w:bCs/>
+          <w:color w:val="006657"/>
+        </w:rPr>
+        <w:t xml:space="preserve">3.5 Historial</w:t>
       </w:r>
     </w:p>
     <w:p>
@@ -1482,7 +1650,7 @@
         <w:pStyle w:val="ListParagraph"/>
         <w:numPr>
           <w:ilvl w:val="0"/>
-          <w:numId w:val="6"/>
+          <w:numId w:val="7"/>
         </w:numPr>
         <w:spacing w:after="100" w:line="300"/>
       </w:pPr>
@@ -1515,7 +1683,7 @@
         <w:pStyle w:val="ListParagraph"/>
         <w:numPr>
           <w:ilvl w:val="0"/>
-          <w:numId w:val="6"/>
+          <w:numId w:val="7"/>
         </w:numPr>
         <w:spacing w:after="100" w:line="300"/>
       </w:pPr>
@@ -1548,7 +1716,7 @@
         <w:pStyle w:val="ListParagraph"/>
         <w:numPr>
           <w:ilvl w:val="0"/>
-          <w:numId w:val="6"/>
+          <w:numId w:val="7"/>
         </w:numPr>
         <w:spacing w:after="100" w:line="300"/>
       </w:pPr>
@@ -1581,7 +1749,7 @@
         <w:pStyle w:val="ListParagraph"/>
         <w:numPr>
           <w:ilvl w:val="0"/>
-          <w:numId w:val="6"/>
+          <w:numId w:val="7"/>
         </w:numPr>
         <w:spacing w:after="100" w:line="300"/>
       </w:pPr>
@@ -2058,6 +2226,28 @@
           <w:szCs w:val="22"/>
         </w:rPr>
         <w:t xml:space="preserve">El usuario que creó el ticket (en Mis tickets), el técnico que lo cerró (en su Historial) y el administrador (en el Dashboard).</w:t>
+      </w:r>
+    </w:p>
+    <w:p>
+      <w:pPr>
+        <w:spacing w:after="160" w:line="300"/>
+        <w:jc w:val="both"/>
+      </w:pPr>
+      <w:r>
+        <w:rPr>
+          <w:b/>
+          <w:bCs/>
+          <w:sz w:val="22"/>
+          <w:szCs w:val="22"/>
+        </w:rPr>
+        <w:t xml:space="preserve">¿Cuándo debo generar un dictamen técnico? </w:t>
+      </w:r>
+      <w:r>
+        <w:rPr>
+          <w:sz w:val="22"/>
+          <w:szCs w:val="22"/>
+        </w:rPr>
+        <w:t xml:space="preserve">Cuando la falla de un equipo obligó a reemplazar una pieza o el equipo completo. El botón está en la ventana de cierre del ticket (rol Técnico); el sistema prellena la mayoría de los datos y tú completas la pieza dañada y la determinación.</w:t>
       </w:r>
     </w:p>
     <w:p>
@@ -2349,6 +2539,18 @@
     </w:lvl>
   </w:abstractNum>
   <w:abstractNum w:abstractNumId="6" w15:restartNumberingAfterBreak="0">
+    <w:multiLevelType w:val="hybridMultilevel"/>
+    <w:lvl w:ilvl="0" w15:tentative="1">
+      <w:start w:val="1"/>
+      <w:numFmt w:val="decimal"/>
+      <w:lvlText w:val="%1."/>
+      <w:lvlJc w:val="left"/>
+      <w:pPr>
+        <w:ind w:left="480" w:hanging="300"/>
+      </w:pPr>
+    </w:lvl>
+  </w:abstractNum>
+  <w:abstractNum w:abstractNumId="7" w15:restartNumberingAfterBreak="0">
     <w:multiLevelType w:val="hybridMultilevel"/>
     <w:lvl w:ilvl="0" w15:tentative="1">
       <w:start w:val="1"/>
@@ -2392,6 +2594,12 @@
   </w:num>
   <w:num w:numId="6">
     <w:abstractNumId w:val="6"/>
+    <w:lvlOverride w:ilvl="0">
+      <w:startOverride w:val="1"/>
+    </w:lvlOverride>
+  </w:num>
+  <w:num w:numId="7">
+    <w:abstractNumId w:val="7"/>
     <w:lvlOverride w:ilvl="0">
       <w:startOverride w:val="1"/>
     </w:lvlOverride>

--- a/docs/CATI-Manual-de-Usuario.docx
+++ b/docs/CATI-Manual-de-Usuario.docx
@@ -117,7 +117,7 @@
           <w:sz w:val="22"/>
           <w:szCs w:val="22"/>
         </w:rPr>
-        <w:t xml:space="preserve">CATI es la plataforma del Departamento de Informática para reportar y dar seguimiento a incidencias técnicas (fallas de equipo, impresoras, red, telefonía, software, etc.). Existen tres tipos de cuenta, cada una con su propio portal: Usuario, Técnico y Administrador. Este manual explica el uso de los tres.</w:t>
+        <w:t xml:space="preserve">CATI es la plataforma del Departamento de Informática para reportar y dar seguimiento a incidencias técnicas (fallas de equipo, impresoras, red, telefonía, software, etc.). El sistema está en operación y se accede desde cualquier navegador en http://142.93.54.0. Existen tres tipos de cuenta, cada una con su propio portal: Usuario, Técnico y Administrador. Este manual explica el uso de los tres.</w:t>
       </w:r>
     </w:p>
     <w:p>
@@ -148,7 +148,23 @@
           <w:sz w:val="22"/>
           <w:szCs w:val="22"/>
         </w:rPr>
-        <w:t xml:space="preserve">Abre el navegador (Chrome, Edge o Firefox) e ingresa a la dirección del sistema proporcionada por el Departamento de Informática.</w:t>
+        <w:t xml:space="preserve">Abre el navegador (Chrome, Edge o Firefox) e ingresa a la dirección del sistema: </w:t>
+      </w:r>
+      <w:r>
+        <w:rPr>
+          <w:b/>
+          <w:bCs/>
+          <w:sz w:val="22"/>
+          <w:szCs w:val="22"/>
+        </w:rPr>
+        <w:t xml:space="preserve">http://142.93.54.0</w:t>
+      </w:r>
+      <w:r>
+        <w:rPr>
+          <w:sz w:val="22"/>
+          <w:szCs w:val="22"/>
+        </w:rPr>
+        <w:t xml:space="preserve"> (dirección de acceso proporcionada por el Departamento de Informática).</w:t>
       </w:r>
     </w:p>
     <w:p>
